--- a/docs/video_script_reader3.docx
+++ b/docs/video_script_reader3.docx
@@ -405,7 +405,7 @@
           <w:sz w:val="19"/>
           <w:szCs w:val="19"/>
         </w:rPr>
-        <w:t xml:space="preserve">region_calendar.png；讲到 GOES 时闪一下 response_playbook.png 的 Warning 和 Alert 两行。</w:t>
+        <w:t xml:space="preserve">NOAA SWPC 的 GOES 质子通量页面截图 → Helioviewer 做的 2024 年 4 月底到 5 月中 SDO 动画（AR 13664 转过日面）→ region_calendar.png。</w:t>
       </w:r>
     </w:p>
     <w:p>
